--- a/src/content/poetry/14-marii-savateevoi/ru.docx
+++ b/src/content/poetry/14-marii-savateevoi/ru.docx
@@ -9,6 +9,25 @@
       </w:pPr>
       <w:r>
         <w:rPr>
+          <w:bCs/>
+          <w:b/>
+        </w:rPr>
+        <w:t xml:space="preserve">Марии Саватеевой</w:t>
+      </w:r>
+    </w:p>
+    <w:p>
+      <w:pPr>
+        <w:pStyle w:val="a3"/>
+        <w:jc w:val="left"/>
+      </w:pPr>
+    </w:p>
+    <w:p>
+      <w:pPr>
+        <w:pStyle w:val="a3"/>
+        <w:jc w:val="left"/>
+      </w:pPr>
+      <w:r>
+        <w:rPr>
           <w:i/>
           <w:iCs/>
         </w:rPr>
@@ -418,17 +437,18 @@
     </w:p>
     <w:p>
       <w:pPr>
-        <w:pStyle w:val="a3"/>
-        <w:jc w:val="left"/>
-      </w:pPr>
-    </w:p>
-    <w:p>
-      <w:pPr>
-        <w:pStyle w:val="a3"/>
-        <w:jc w:val="left"/>
-      </w:pPr>
-      <w:r>
-        <w:t>15.12.2024 г.</w:t>
+        <w:spacing w:before="200"/>
+        <w:rPr>
+          <w:i/>
+          <w:iCs/>
+        </w:rPr>
+      </w:pPr>
+      <w:r>
+        <w:rPr>
+          <w:i/>
+          <w:iCs/>
+        </w:rPr>
+        <w:t xml:space="preserve">15.12.2024, Сергей Панкратиус</w:t>
       </w:r>
     </w:p>
     <w:sectPr>
